--- a/templates/docxRPD/schema1.docx
+++ b/templates/docxRPD/schema1.docx
@@ -1214,14 +1214,6 @@
         </w:sectPr>
       </w:pPr>
     </w:p>
-    <w:p>
-      <w:pPr>
-        <w:spacing w:before="125" w:after="1"/>
-        <w:rPr>
-          <w:sz w:val="20"/>
-        </w:rPr>
-      </w:pPr>
-    </w:p>
     <w:tbl>
       <w:tblPr>
         <w:tblStyle w:val="TableNormal"/>
@@ -1258,16 +1250,6 @@
           <w:p>
             <w:pPr>
               <w:pStyle w:val="TableParagraph"/>
-              <w:spacing w:before="255"/>
-              <w:jc w:val="center"/>
-              <w:rPr>
-                <w:sz w:val="24"/>
-              </w:rPr>
-            </w:pPr>
-          </w:p>
-          <w:p>
-            <w:pPr>
-              <w:pStyle w:val="TableParagraph"/>
               <w:ind w:left="160"/>
               <w:jc w:val="center"/>
               <w:rPr>
@@ -1278,6 +1260,7 @@
               <w:rPr>
                 <w:sz w:val="24"/>
               </w:rPr>
+              <w:lastRenderedPageBreak/>
               <w:t xml:space="preserve">Код </w:t>
             </w:r>
             <w:r>
@@ -1298,16 +1281,6 @@
           <w:p>
             <w:pPr>
               <w:pStyle w:val="TableParagraph"/>
-              <w:spacing w:before="116"/>
-              <w:jc w:val="center"/>
-              <w:rPr>
-                <w:sz w:val="24"/>
-              </w:rPr>
-            </w:pPr>
-          </w:p>
-          <w:p>
-            <w:pPr>
-              <w:pStyle w:val="TableParagraph"/>
               <w:ind w:left="928" w:right="478" w:hanging="432"/>
               <w:jc w:val="center"/>
               <w:rPr>
@@ -1338,7 +1311,6 @@
         <w:tc>
           <w:tcPr>
             <w:tcW w:w="1134" w:type="dxa"/>
-            <w:vMerge w:val="restart"/>
             <w:vAlign w:val="center"/>
           </w:tcPr>
           <w:p>
@@ -1348,7 +1320,8 @@
               <w:jc w:val="center"/>
               <w:rPr>
                 <w:bCs/>
-                <w:sz w:val="24"/>
+                <w:spacing w:val="-5"/>
+                <w:sz w:val="20"/>
                 <w:lang w:val="en-US"/>
               </w:rPr>
             </w:pPr>
@@ -1359,7 +1332,7 @@
                 <w:sz w:val="20"/>
                 <w:lang w:val="en-US"/>
               </w:rPr>
-              <w:t xml:space="preserve">{%- for </w:t>
+              <w:t>{%</w:t>
             </w:r>
             <w:proofErr w:type="spellStart"/>
             <w:r>
@@ -1369,6 +1342,26 @@
                 <w:sz w:val="20"/>
                 <w:lang w:val="en-US"/>
               </w:rPr>
+              <w:t>tc</w:t>
+            </w:r>
+            <w:proofErr w:type="spellEnd"/>
+            <w:r>
+              <w:rPr>
+                <w:bCs/>
+                <w:spacing w:val="-5"/>
+                <w:sz w:val="20"/>
+                <w:lang w:val="en-US"/>
+              </w:rPr>
+              <w:t xml:space="preserve"> for </w:t>
+            </w:r>
+            <w:proofErr w:type="spellStart"/>
+            <w:r>
+              <w:rPr>
+                <w:bCs/>
+                <w:spacing w:val="-5"/>
+                <w:sz w:val="20"/>
+                <w:lang w:val="en-US"/>
+              </w:rPr>
               <w:t>sem</w:t>
             </w:r>
             <w:proofErr w:type="spellEnd"/>
@@ -1381,6 +1374,26 @@
               </w:rPr>
               <w:t xml:space="preserve"> in </w:t>
             </w:r>
+            <w:proofErr w:type="gramStart"/>
+            <w:r>
+              <w:rPr>
+                <w:bCs/>
+                <w:spacing w:val="-5"/>
+                <w:sz w:val="20"/>
+                <w:lang w:val="en-US"/>
+              </w:rPr>
+              <w:t>range(</w:t>
+            </w:r>
+            <w:proofErr w:type="gramEnd"/>
+            <w:r>
+              <w:rPr>
+                <w:bCs/>
+                <w:spacing w:val="-5"/>
+                <w:sz w:val="20"/>
+                <w:lang w:val="en-US"/>
+              </w:rPr>
+              <w:t xml:space="preserve">1, </w:t>
+            </w:r>
             <w:proofErr w:type="spellStart"/>
             <w:r>
               <w:rPr>
@@ -1409,7 +1422,43 @@
               </w:rPr>
               <w:t>ders</w:t>
             </w:r>
+            <w:r>
+              <w:rPr>
+                <w:bCs/>
+                <w:spacing w:val="-5"/>
+                <w:sz w:val="20"/>
+                <w:lang w:val="en-US"/>
+              </w:rPr>
+              <w:t>|count</w:t>
+            </w:r>
             <w:proofErr w:type="spellEnd"/>
+            <w:r>
+              <w:rPr>
+                <w:bCs/>
+                <w:spacing w:val="-5"/>
+                <w:sz w:val="20"/>
+                <w:lang w:val="en-US"/>
+              </w:rPr>
+              <w:t>//2</w:t>
+            </w:r>
+            <w:r>
+              <w:rPr>
+                <w:bCs/>
+                <w:spacing w:val="-5"/>
+                <w:sz w:val="20"/>
+                <w:lang w:val="en-US"/>
+              </w:rPr>
+              <w:t>+1</w:t>
+            </w:r>
+            <w:r>
+              <w:rPr>
+                <w:bCs/>
+                <w:spacing w:val="-5"/>
+                <w:sz w:val="20"/>
+                <w:lang w:val="en-US"/>
+              </w:rPr>
+              <w:t>)</w:t>
+            </w:r>
             <w:r>
               <w:rPr>
                 <w:bCs/>
@@ -1424,7 +1473,6 @@
         <w:tc>
           <w:tcPr>
             <w:tcW w:w="1134" w:type="dxa"/>
-            <w:vMerge w:val="restart"/>
             <w:vAlign w:val="center"/>
           </w:tcPr>
           <w:p>
@@ -1434,15 +1482,68 @@
               <w:jc w:val="center"/>
               <w:rPr>
                 <w:bCs/>
-                <w:sz w:val="24"/>
+                <w:spacing w:val="-5"/>
+                <w:sz w:val="20"/>
+                <w:lang w:val="en-US"/>
               </w:rPr>
             </w:pPr>
+            <w:r>
+              <w:rPr>
+                <w:sz w:val="24"/>
+                <w:szCs w:val="24"/>
+                <w:lang w:val="en-US"/>
+              </w:rPr>
+              <w:t xml:space="preserve">{% </w:t>
+            </w:r>
+            <w:proofErr w:type="spellStart"/>
+            <w:r>
+              <w:rPr>
+                <w:sz w:val="24"/>
+                <w:szCs w:val="24"/>
+                <w:lang w:val="en-US"/>
+              </w:rPr>
+              <w:t>colspan</w:t>
+            </w:r>
+            <w:proofErr w:type="spellEnd"/>
+            <w:r>
+              <w:rPr>
+                <w:sz w:val="24"/>
+                <w:szCs w:val="24"/>
+                <w:lang w:val="en-US"/>
+              </w:rPr>
+              <w:t xml:space="preserve"> </w:t>
+            </w:r>
             <w:proofErr w:type="gramStart"/>
             <w:r>
               <w:rPr>
-                <w:bCs/>
-                <w:spacing w:val="-5"/>
-                <w:sz w:val="20"/>
+                <w:spacing w:val="-5"/>
+                <w:sz w:val="20"/>
+                <w:lang w:val="en-US"/>
+              </w:rPr>
+              <w:t>2</w:t>
+            </w:r>
+            <w:r>
+              <w:rPr>
+                <w:sz w:val="24"/>
+                <w:szCs w:val="24"/>
+                <w:lang w:val="en-US"/>
+              </w:rPr>
+              <w:t xml:space="preserve">  </w:t>
+            </w:r>
+            <w:r>
+              <w:rPr>
+                <w:sz w:val="24"/>
+                <w:szCs w:val="24"/>
+                <w:lang w:val="en-US"/>
+              </w:rPr>
+              <w:t>%}</w:t>
+            </w:r>
+            <w:r>
+              <w:rPr>
+                <w:bCs/>
+                <w:spacing w:val="-5"/>
+                <w:sz w:val="20"/>
+                <w:lang w:val="en-US"/>
               </w:rPr>
               <w:t xml:space="preserve">{{ </w:t>
             </w:r>
@@ -1452,6 +1553,7 @@
                 <w:bCs/>
                 <w:spacing w:val="-5"/>
                 <w:sz w:val="20"/>
+                <w:lang w:val="en-US"/>
               </w:rPr>
               <w:t>sem</w:t>
             </w:r>
@@ -1462,23 +1564,32 @@
                 <w:bCs/>
                 <w:spacing w:val="-5"/>
                 <w:sz w:val="20"/>
-              </w:rPr>
-              <w:t xml:space="preserve"> }}</w:t>
-            </w:r>
-            <w:r>
-              <w:rPr>
-                <w:bCs/>
-                <w:spacing w:val="-5"/>
-                <w:sz w:val="20"/>
-              </w:rPr>
-              <w:t xml:space="preserve"> семестр</w:t>
+                <w:lang w:val="en-US"/>
+              </w:rPr>
+              <w:t xml:space="preserve"> </w:t>
+            </w:r>
+            <w:r>
+              <w:rPr>
+                <w:bCs/>
+                <w:spacing w:val="-5"/>
+                <w:sz w:val="20"/>
+                <w:lang w:val="en-US"/>
+              </w:rPr>
+              <w:t xml:space="preserve">}} </w:t>
+            </w:r>
+            <w:r>
+              <w:rPr>
+                <w:bCs/>
+                <w:spacing w:val="-5"/>
+                <w:sz w:val="20"/>
+              </w:rPr>
+              <w:t>курс</w:t>
             </w:r>
           </w:p>
         </w:tc>
         <w:tc>
           <w:tcPr>
-            <w:tcW w:w="1134" w:type="dxa"/>
-            <w:vMerge w:val="restart"/>
+            <w:tcW w:w="1137" w:type="dxa"/>
             <w:vAlign w:val="center"/>
           </w:tcPr>
           <w:p>
@@ -1488,7 +1599,8 @@
               <w:jc w:val="center"/>
               <w:rPr>
                 <w:bCs/>
-                <w:sz w:val="24"/>
+                <w:spacing w:val="-5"/>
+                <w:sz w:val="20"/>
               </w:rPr>
             </w:pPr>
             <w:r>
@@ -1499,20 +1611,22 @@
               </w:rPr>
               <w:t>{%</w:t>
             </w:r>
-            <w:r>
-              <w:rPr>
-                <w:bCs/>
-                <w:spacing w:val="-5"/>
-                <w:sz w:val="20"/>
-                <w:lang w:val="en-US"/>
-              </w:rPr>
-              <w:t>-</w:t>
-            </w:r>
-            <w:r>
-              <w:rPr>
-                <w:bCs/>
-                <w:spacing w:val="-5"/>
-                <w:sz w:val="20"/>
+            <w:proofErr w:type="spellStart"/>
+            <w:r>
+              <w:rPr>
+                <w:bCs/>
+                <w:spacing w:val="-5"/>
+                <w:sz w:val="20"/>
+              </w:rPr>
+              <w:t>tc</w:t>
+            </w:r>
+            <w:proofErr w:type="spellEnd"/>
+            <w:r>
+              <w:rPr>
+                <w:bCs/>
+                <w:spacing w:val="-5"/>
+                <w:sz w:val="20"/>
+                <w:lang w:val="en-US"/>
               </w:rPr>
               <w:t xml:space="preserve"> </w:t>
             </w:r>
@@ -1539,21 +1653,24 @@
       </w:tr>
       <w:tr>
         <w:trPr>
-          <w:trHeight w:val="181"/>
+          <w:trHeight w:val="585"/>
         </w:trPr>
         <w:tc>
           <w:tcPr>
             <w:tcW w:w="2062" w:type="dxa"/>
             <w:vMerge/>
             <w:tcBorders>
-              <w:top w:val="nil"/>
+              <w:bottom w:val="single" w:sz="8" w:space="0" w:color="000000"/>
             </w:tcBorders>
+            <w:vAlign w:val="center"/>
           </w:tcPr>
           <w:p>
             <w:pPr>
-              <w:rPr>
-                <w:sz w:val="2"/>
-                <w:szCs w:val="2"/>
+              <w:pStyle w:val="TableParagraph"/>
+              <w:ind w:left="160"/>
+              <w:jc w:val="center"/>
+              <w:rPr>
+                <w:sz w:val="24"/>
               </w:rPr>
             </w:pPr>
           </w:p>
@@ -1563,14 +1680,17 @@
             <w:tcW w:w="3864" w:type="dxa"/>
             <w:vMerge/>
             <w:tcBorders>
-              <w:top w:val="nil"/>
+              <w:bottom w:val="single" w:sz="8" w:space="0" w:color="000000"/>
             </w:tcBorders>
+            <w:vAlign w:val="center"/>
           </w:tcPr>
           <w:p>
             <w:pPr>
-              <w:rPr>
-                <w:sz w:val="2"/>
-                <w:szCs w:val="2"/>
+              <w:pStyle w:val="TableParagraph"/>
+              <w:ind w:left="928" w:right="478" w:hanging="432"/>
+              <w:jc w:val="center"/>
+              <w:rPr>
+                <w:sz w:val="24"/>
               </w:rPr>
             </w:pPr>
           </w:p>
@@ -1578,7 +1698,10 @@
         <w:tc>
           <w:tcPr>
             <w:tcW w:w="1134" w:type="dxa"/>
-            <w:vMerge/>
+            <w:tcBorders>
+              <w:bottom w:val="single" w:sz="8" w:space="0" w:color="000000"/>
+            </w:tcBorders>
+            <w:vAlign w:val="center"/>
           </w:tcPr>
           <w:p>
             <w:pPr>
@@ -1586,15 +1709,107 @@
               <w:ind w:left="24" w:right="6"/>
               <w:jc w:val="center"/>
               <w:rPr>
-                <w:sz w:val="24"/>
+                <w:bCs/>
+                <w:sz w:val="24"/>
+                <w:lang w:val="en-US"/>
               </w:rPr>
             </w:pPr>
+            <w:r>
+              <w:rPr>
+                <w:bCs/>
+                <w:spacing w:val="-5"/>
+                <w:sz w:val="20"/>
+                <w:lang w:val="en-US"/>
+              </w:rPr>
+              <w:t>{%</w:t>
+            </w:r>
+            <w:proofErr w:type="spellStart"/>
+            <w:r>
+              <w:rPr>
+                <w:bCs/>
+                <w:spacing w:val="-5"/>
+                <w:sz w:val="20"/>
+                <w:lang w:val="en-US"/>
+              </w:rPr>
+              <w:t>tc</w:t>
+            </w:r>
+            <w:proofErr w:type="spellEnd"/>
+            <w:r>
+              <w:rPr>
+                <w:bCs/>
+                <w:spacing w:val="-5"/>
+                <w:sz w:val="20"/>
+                <w:lang w:val="en-US"/>
+              </w:rPr>
+              <w:t xml:space="preserve"> for </w:t>
+            </w:r>
+            <w:proofErr w:type="spellStart"/>
+            <w:r>
+              <w:rPr>
+                <w:bCs/>
+                <w:spacing w:val="-5"/>
+                <w:sz w:val="20"/>
+                <w:lang w:val="en-US"/>
+              </w:rPr>
+              <w:t>sem</w:t>
+            </w:r>
+            <w:proofErr w:type="spellEnd"/>
+            <w:r>
+              <w:rPr>
+                <w:bCs/>
+                <w:spacing w:val="-5"/>
+                <w:sz w:val="20"/>
+                <w:lang w:val="en-US"/>
+              </w:rPr>
+              <w:t xml:space="preserve"> in </w:t>
+            </w:r>
+            <w:proofErr w:type="spellStart"/>
+            <w:r>
+              <w:rPr>
+                <w:bCs/>
+                <w:spacing w:val="-5"/>
+                <w:sz w:val="20"/>
+                <w:lang w:val="en-US"/>
+              </w:rPr>
+              <w:t>semester_he</w:t>
+            </w:r>
+            <w:r>
+              <w:rPr>
+                <w:bCs/>
+                <w:spacing w:val="-5"/>
+                <w:sz w:val="20"/>
+                <w:lang w:val="en-US"/>
+              </w:rPr>
+              <w:t>a</w:t>
+            </w:r>
+            <w:r>
+              <w:rPr>
+                <w:bCs/>
+                <w:spacing w:val="-5"/>
+                <w:sz w:val="20"/>
+                <w:lang w:val="en-US"/>
+              </w:rPr>
+              <w:t>ders</w:t>
+            </w:r>
+            <w:proofErr w:type="spellEnd"/>
+            <w:r>
+              <w:rPr>
+                <w:bCs/>
+                <w:spacing w:val="-5"/>
+                <w:sz w:val="20"/>
+                <w:lang w:val="en-US"/>
+              </w:rPr>
+              <w:t xml:space="preserve"> %}</w:t>
+            </w:r>
           </w:p>
         </w:tc>
         <w:tc>
           <w:tcPr>
             <w:tcW w:w="1134" w:type="dxa"/>
-            <w:vMerge/>
+            <w:tcBorders>
+              <w:bottom w:val="single" w:sz="8" w:space="0" w:color="000000"/>
+            </w:tcBorders>
+            <w:vAlign w:val="center"/>
           </w:tcPr>
           <w:p>
             <w:pPr>
@@ -1602,15 +1817,55 @@
               <w:ind w:left="24" w:right="11"/>
               <w:jc w:val="center"/>
               <w:rPr>
+                <w:bCs/>
                 <w:sz w:val="24"/>
               </w:rPr>
             </w:pPr>
+            <w:proofErr w:type="gramStart"/>
+            <w:r>
+              <w:rPr>
+                <w:bCs/>
+                <w:spacing w:val="-5"/>
+                <w:sz w:val="20"/>
+              </w:rPr>
+              <w:t xml:space="preserve">{{ </w:t>
+            </w:r>
+            <w:proofErr w:type="spellStart"/>
+            <w:r>
+              <w:rPr>
+                <w:bCs/>
+                <w:spacing w:val="-5"/>
+                <w:sz w:val="20"/>
+              </w:rPr>
+              <w:t>sem</w:t>
+            </w:r>
+            <w:proofErr w:type="spellEnd"/>
+            <w:proofErr w:type="gramEnd"/>
+            <w:r>
+              <w:rPr>
+                <w:bCs/>
+                <w:spacing w:val="-5"/>
+                <w:sz w:val="20"/>
+              </w:rPr>
+              <w:t xml:space="preserve"> }}</w:t>
+            </w:r>
+            <w:r>
+              <w:rPr>
+                <w:bCs/>
+                <w:spacing w:val="-5"/>
+                <w:sz w:val="20"/>
+              </w:rPr>
+              <w:t xml:space="preserve"> семестр</w:t>
+            </w:r>
           </w:p>
         </w:tc>
         <w:tc>
           <w:tcPr>
-            <w:tcW w:w="1134" w:type="dxa"/>
-            <w:vMerge/>
+            <w:tcW w:w="1137" w:type="dxa"/>
+            <w:tcBorders>
+              <w:bottom w:val="single" w:sz="8" w:space="0" w:color="000000"/>
+            </w:tcBorders>
+            <w:vAlign w:val="center"/>
           </w:tcPr>
           <w:p>
             <w:pPr>
@@ -1618,9 +1873,54 @@
               <w:ind w:left="16" w:right="1"/>
               <w:jc w:val="center"/>
               <w:rPr>
+                <w:bCs/>
                 <w:sz w:val="24"/>
               </w:rPr>
             </w:pPr>
+            <w:r>
+              <w:rPr>
+                <w:bCs/>
+                <w:spacing w:val="-5"/>
+                <w:sz w:val="20"/>
+              </w:rPr>
+              <w:t>{%</w:t>
+            </w:r>
+            <w:proofErr w:type="spellStart"/>
+            <w:r>
+              <w:rPr>
+                <w:bCs/>
+                <w:spacing w:val="-5"/>
+                <w:sz w:val="20"/>
+              </w:rPr>
+              <w:t>tc</w:t>
+            </w:r>
+            <w:proofErr w:type="spellEnd"/>
+            <w:r>
+              <w:rPr>
+                <w:bCs/>
+                <w:spacing w:val="-5"/>
+                <w:sz w:val="20"/>
+              </w:rPr>
+              <w:t xml:space="preserve"> </w:t>
+            </w:r>
+            <w:proofErr w:type="spellStart"/>
+            <w:r>
+              <w:rPr>
+                <w:bCs/>
+                <w:spacing w:val="-5"/>
+                <w:sz w:val="20"/>
+              </w:rPr>
+              <w:t>endfor</w:t>
+            </w:r>
+            <w:proofErr w:type="spellEnd"/>
+            <w:r>
+              <w:rPr>
+                <w:bCs/>
+                <w:spacing w:val="-5"/>
+                <w:sz w:val="20"/>
+              </w:rPr>
+              <w:t xml:space="preserve"> %}</w:t>
+            </w:r>
           </w:p>
         </w:tc>
       </w:tr>
@@ -1693,6 +1993,7 @@
           <w:p>
             <w:pPr>
               <w:pStyle w:val="TableParagraph"/>
+              <w:ind w:left="116" w:right="136"/>
               <w:jc w:val="center"/>
               <w:rPr>
                 <w:bCs/>
@@ -1701,7 +2002,97 @@
                 <w:lang w:val="en-US"/>
               </w:rPr>
             </w:pPr>
+            <w:r>
+              <w:rPr>
+                <w:sz w:val="24"/>
+                <w:szCs w:val="24"/>
+                <w:lang w:val="en-US"/>
+              </w:rPr>
+              <w:t xml:space="preserve">{% </w:t>
+            </w:r>
+            <w:proofErr w:type="spellStart"/>
+            <w:r>
+              <w:rPr>
+                <w:sz w:val="24"/>
+                <w:szCs w:val="24"/>
+                <w:lang w:val="en-US"/>
+              </w:rPr>
+              <w:t>colspan</w:t>
+            </w:r>
+            <w:proofErr w:type="spellEnd"/>
+            <w:r>
+              <w:rPr>
+                <w:sz w:val="24"/>
+                <w:szCs w:val="24"/>
+                <w:lang w:val="en-US"/>
+              </w:rPr>
+              <w:t xml:space="preserve"> </w:t>
+            </w:r>
+            <w:r>
+              <w:rPr>
+                <w:spacing w:val="-5"/>
+                <w:sz w:val="20"/>
+                <w:lang w:val="en-US"/>
+              </w:rPr>
+              <w:t>semester_headers</w:t>
+            </w:r>
+            <w:r>
+              <w:rPr>
+                <w:spacing w:val="-5"/>
+                <w:sz w:val="20"/>
+                <w:lang w:val="en-US"/>
+              </w:rPr>
+              <w:t>|</w:t>
+            </w:r>
+            <w:r>
+              <w:rPr>
+                <w:spacing w:val="-5"/>
+                <w:sz w:val="20"/>
+                <w:lang w:val="en-US"/>
+              </w:rPr>
+              <w:t>count</w:t>
+            </w:r>
+            <w:r>
+              <w:rPr>
+                <w:spacing w:val="-5"/>
+                <w:sz w:val="20"/>
+                <w:lang w:val="en-US"/>
+              </w:rPr>
+              <w:t>+</w:t>
+            </w:r>
             <w:proofErr w:type="gramStart"/>
+            <w:r>
+              <w:rPr>
+                <w:spacing w:val="-5"/>
+                <w:sz w:val="20"/>
+                <w:lang w:val="en-US"/>
+              </w:rPr>
+              <w:t>2</w:t>
+            </w:r>
+            <w:r>
+              <w:rPr>
+                <w:sz w:val="24"/>
+                <w:szCs w:val="24"/>
+                <w:lang w:val="en-US"/>
+              </w:rPr>
+              <w:t xml:space="preserve"> </w:t>
+            </w:r>
+            <w:r>
+              <w:rPr>
+                <w:sz w:val="24"/>
+                <w:szCs w:val="24"/>
+                <w:lang w:val="en-US"/>
+              </w:rPr>
+              <w:t xml:space="preserve"> </w:t>
+            </w:r>
+            <w:r>
+              <w:rPr>
+                <w:sz w:val="24"/>
+                <w:szCs w:val="24"/>
+                <w:lang w:val="en-US"/>
+              </w:rPr>
+              <w:t>%}</w:t>
+            </w:r>
             <w:r>
               <w:rPr>
                 <w:b/>
@@ -2112,7 +2503,36 @@
                 <w:sz w:val="20"/>
                 <w:lang w:val="en-US"/>
               </w:rPr>
-              <w:t xml:space="preserve">{%- for </w:t>
+              <w:t>{%</w:t>
+            </w:r>
+            <w:proofErr w:type="spellStart"/>
+            <w:r>
+              <w:rPr>
+                <w:bCs/>
+                <w:spacing w:val="-5"/>
+                <w:sz w:val="20"/>
+                <w:lang w:val="en-US"/>
+              </w:rPr>
+              <w:t>tc</w:t>
+            </w:r>
+            <w:proofErr w:type="spellEnd"/>
+            <w:r>
+              <w:rPr>
+                <w:bCs/>
+                <w:spacing w:val="-5"/>
+                <w:sz w:val="20"/>
+                <w:lang w:val="en-US"/>
+              </w:rPr>
+              <w:t xml:space="preserve"> </w:t>
+            </w:r>
+            <w:r>
+              <w:rPr>
+                <w:bCs/>
+                <w:spacing w:val="-5"/>
+                <w:sz w:val="20"/>
+                <w:lang w:val="en-US"/>
+              </w:rPr>
+              <w:t xml:space="preserve">for </w:t>
             </w:r>
             <w:proofErr w:type="spellStart"/>
             <w:r>
@@ -2211,7 +2631,7 @@
         </w:tc>
         <w:tc>
           <w:tcPr>
-            <w:tcW w:w="1134" w:type="dxa"/>
+            <w:tcW w:w="1137" w:type="dxa"/>
             <w:tcBorders>
               <w:left w:val="single" w:sz="4" w:space="0" w:color="000000"/>
               <w:bottom w:val="single" w:sz="4" w:space="0" w:color="000000"/>
@@ -2236,20 +2656,22 @@
               </w:rPr>
               <w:t>{%</w:t>
             </w:r>
-            <w:r>
-              <w:rPr>
-                <w:bCs/>
-                <w:spacing w:val="-5"/>
-                <w:sz w:val="20"/>
-                <w:lang w:val="en-US"/>
-              </w:rPr>
-              <w:t>-</w:t>
-            </w:r>
-            <w:r>
-              <w:rPr>
-                <w:bCs/>
-                <w:spacing w:val="-5"/>
-                <w:sz w:val="20"/>
+            <w:proofErr w:type="spellStart"/>
+            <w:r>
+              <w:rPr>
+                <w:bCs/>
+                <w:spacing w:val="-5"/>
+                <w:sz w:val="20"/>
+              </w:rPr>
+              <w:t>tc</w:t>
+            </w:r>
+            <w:proofErr w:type="spellEnd"/>
+            <w:r>
+              <w:rPr>
+                <w:bCs/>
+                <w:spacing w:val="-5"/>
+                <w:sz w:val="20"/>
+                <w:lang w:val="en-US"/>
               </w:rPr>
               <w:t xml:space="preserve"> </w:t>
             </w:r>
@@ -2806,7 +3228,6 @@
   <w:style w:type="character" w:default="1" w:styleId="a0">
     <w:name w:val="Default Paragraph Font"/>
     <w:uiPriority w:val="1"/>
-    <w:semiHidden/>
     <w:unhideWhenUsed/>
   </w:style>
   <w:style w:type="table" w:default="1" w:styleId="a1">
